--- a/docs/点餐-管理员操作说明书.docx
+++ b/docs/点餐-管理员操作说明书.docx
@@ -82,7 +82,7 @@
           <w:sz w:val="20"/>
           <w:lang w:eastAsia="zh-CN"/>
         </w:rPr>
-        <w:t>v1.3  |</w:t>
+        <w:t>v1.4  |</w:t>
       </w:r>
       <w:proofErr w:type="gramEnd"/>
       <w:r>
@@ -3306,7 +3306,7 @@
           <w:rFonts w:ascii="微软雅黑" w:eastAsia="微软雅黑" w:hAnsi="微软雅黑"/>
           <w:lang w:eastAsia="zh-CN"/>
         </w:rPr>
-        <w:t>A：管理页 → 成员管理 → 找到虚拟成员 → 改名 →「与微信账号合帐」。或该成员登录后修改姓名时系统会自动提示合帐。</w:t>
+        <w:t>A：管理页 → 成员管理 → 找到虚拟成员 → 改名 →「关联微信账号」。选择要关联的已登录微信成员后，系统保留虚拟成员（带着全部历史订单和个人统计），挂上该微信的 openid，删除微信成员记录，名字取虚拟成员的名字。或该成员登录后在改名弹窗点「关联已有记录」自行绑定。</w:t>
       </w:r>
     </w:p>
     <w:p>
